--- a/WhiteBox/简单报告.docx
+++ b/WhiteBox/简单报告.docx
@@ -57,6 +57,7 @@
                 <w:rFonts w:hint="eastAsia"/>
               </w:rPr>
             </w:pPr>
+            <w:proofErr w:type="spellStart"/>
             <w:r>
               <w:rPr>
                 <w:rFonts w:hint="eastAsia"/>
@@ -72,6 +73,7 @@
               </w:rPr>
               <w:t>,os</w:t>
             </w:r>
+            <w:proofErr w:type="spellEnd"/>
           </w:p>
         </w:tc>
       </w:tr>
@@ -129,31 +131,19 @@
         <w:rPr>
           <w:rFonts w:hint="eastAsia"/>
         </w:rPr>
-        <w:t>1</w:t>
-      </w:r>
-      <w:r>
-        <w:rPr>
-          <w:rFonts w:hint="eastAsia"/>
-        </w:rPr>
-        <w:t>.{</w:t>
-      </w:r>
-      <w:r>
-        <w:t>3.14</w:t>
-      </w:r>
-      <w:r>
-        <w:rPr>
-          <w:rFonts w:hint="eastAsia"/>
-        </w:rPr>
-        <w:t>,Windows,python3.14.4,version=5}=&gt; Same as {</w:t>
-      </w:r>
-      <w:r>
-        <w:t>3.14</w:t>
-      </w:r>
-      <w:r>
-        <w:rPr>
-          <w:rFonts w:hint="eastAsia"/>
-        </w:rPr>
-        <w:t>,Windows,python3.14.4,version=0}</w:t>
+        <w:t>1.{None,Windows,python3.14.4}=&gt;</w:t>
+      </w:r>
+      <w:r>
+        <w:rPr>
+          <w:rFonts w:hint="eastAsia"/>
+        </w:rPr>
+        <w:t xml:space="preserve"> </w:t>
+      </w:r>
+      <w:r>
+        <w:rPr>
+          <w:rFonts w:hint="eastAsia"/>
+        </w:rPr>
+        <w:t>Same as input</w:t>
       </w:r>
     </w:p>
     <w:p>
@@ -166,31 +156,28 @@
         <w:rPr>
           <w:rFonts w:hint="eastAsia"/>
         </w:rPr>
-        <w:t>2</w:t>
-      </w:r>
-      <w:r>
-        <w:rPr>
-          <w:rFonts w:hint="eastAsia"/>
-        </w:rPr>
-        <w:t>.{</w:t>
-      </w:r>
-      <w:r>
-        <w:t>3+4j</w:t>
-      </w:r>
-      <w:r>
-        <w:rPr>
-          <w:rFonts w:hint="eastAsia"/>
-        </w:rPr>
-        <w:t>,Windows,python3.14.4,version=5}=&gt; Same as {</w:t>
-      </w:r>
-      <w:r>
-        <w:t>3+4j</w:t>
-      </w:r>
-      <w:r>
-        <w:rPr>
-          <w:rFonts w:hint="eastAsia"/>
-        </w:rPr>
-        <w:t>,Windows,python3.14.4,version=0}</w:t>
+        <w:t>2.{</w:t>
+      </w:r>
+      <w:r>
+        <w:t>StopIteration</w:t>
+      </w:r>
+      <w:r>
+        <w:rPr>
+          <w:rFonts w:hint="eastAsia"/>
+        </w:rPr>
+        <w:t>,Windows,python3.14.4}=&gt;</w:t>
+      </w:r>
+      <w:r>
+        <w:rPr>
+          <w:rFonts w:hint="eastAsia"/>
+        </w:rPr>
+        <w:t xml:space="preserve"> </w:t>
+      </w:r>
+      <w:r>
+        <w:rPr>
+          <w:rFonts w:hint="eastAsia"/>
+        </w:rPr>
+        <w:t>Same as input</w:t>
       </w:r>
     </w:p>
     <w:p>
@@ -203,43 +190,28 @@
         <w:rPr>
           <w:rFonts w:hint="eastAsia"/>
         </w:rPr>
-        <w:t>3</w:t>
-      </w:r>
-      <w:r>
-        <w:rPr>
-          <w:rFonts w:hint="eastAsia"/>
-        </w:rPr>
-        <w:t>.{</w:t>
-      </w:r>
-      <w:r>
-        <w:rPr>
-          <w:rFonts w:hint="eastAsia"/>
-        </w:rPr>
-        <w:t>Interened</w:t>
-      </w:r>
-      <w:r>
-        <w:t>"True"</w:t>
-      </w:r>
-      <w:r>
-        <w:rPr>
-          <w:rFonts w:hint="eastAsia"/>
-        </w:rPr>
-        <w:t>,Windows,python3.14.4}=&gt; Same as {Uni</w:t>
-      </w:r>
-      <w:r>
-        <w:rPr>
-          <w:rFonts w:hint="eastAsia"/>
-        </w:rPr>
-        <w:t>nterened</w:t>
-      </w:r>
-      <w:r>
-        <w:t>"True"</w:t>
-      </w:r>
-      <w:r>
-        <w:rPr>
-          <w:rFonts w:hint="eastAsia"/>
-        </w:rPr>
-        <w:t>,Windows,python3.14.4}</w:t>
+        <w:t>3.{</w:t>
+      </w:r>
+      <w:r>
+        <w:t>Ellipsis</w:t>
+      </w:r>
+      <w:r>
+        <w:rPr>
+          <w:rFonts w:hint="eastAsia"/>
+        </w:rPr>
+        <w:t>,Windows,python3.14.4}=&gt;</w:t>
+      </w:r>
+      <w:r>
+        <w:rPr>
+          <w:rFonts w:hint="eastAsia"/>
+        </w:rPr>
+        <w:t xml:space="preserve"> </w:t>
+      </w:r>
+      <w:r>
+        <w:rPr>
+          <w:rFonts w:hint="eastAsia"/>
+        </w:rPr>
+        <w:t>Same as input</w:t>
       </w:r>
     </w:p>
     <w:p>
@@ -252,43 +224,57 @@
         <w:rPr>
           <w:rFonts w:hint="eastAsia"/>
         </w:rPr>
-        <w:t>4</w:t>
-      </w:r>
-      <w:r>
-        <w:rPr>
-          <w:rFonts w:hint="eastAsia"/>
-        </w:rPr>
-        <w:t>.{</w:t>
-      </w:r>
-      <w:r>
-        <w:rPr>
-          <w:rFonts w:hint="eastAsia"/>
-        </w:rPr>
-        <w:t>Interened</w:t>
-      </w:r>
-      <w:r>
-        <w:t>"T"*256</w:t>
-      </w:r>
-      <w:r>
-        <w:rPr>
-          <w:rFonts w:hint="eastAsia"/>
-        </w:rPr>
-        <w:t>,Windows,python3.14.4}=&gt; Same as {Uni</w:t>
-      </w:r>
-      <w:r>
-        <w:rPr>
-          <w:rFonts w:hint="eastAsia"/>
-        </w:rPr>
-        <w:t>nterened</w:t>
-      </w:r>
-      <w:r>
-        <w:t>"T"*256</w:t>
-      </w:r>
-      <w:r>
-        <w:rPr>
-          <w:rFonts w:hint="eastAsia"/>
-        </w:rPr>
-        <w:t>,Windows,python3.14.4}</w:t>
+        <w:t>4.{</w:t>
+      </w:r>
+      <w:r>
+        <w:t>False</w:t>
+      </w:r>
+      <w:r>
+        <w:rPr>
+          <w:rFonts w:hint="eastAsia"/>
+        </w:rPr>
+        <w:t>,Windows,python3.14.4}=&gt;</w:t>
+      </w:r>
+      <w:r>
+        <w:rPr>
+          <w:rFonts w:hint="eastAsia"/>
+        </w:rPr>
+        <w:t xml:space="preserve"> </w:t>
+      </w:r>
+      <w:r>
+        <w:rPr>
+          <w:rFonts w:hint="eastAsia"/>
+        </w:rPr>
+        <w:t>Same as input</w:t>
+      </w:r>
+    </w:p>
+    <w:p>
+      <w:r>
+        <w:rPr>
+          <w:rFonts w:hint="eastAsia"/>
+        </w:rPr>
+        <w:t>5.{</w:t>
+      </w:r>
+      <w:r>
+        <w:t>True</w:t>
+      </w:r>
+      <w:r>
+        <w:rPr>
+          <w:rFonts w:hint="eastAsia"/>
+        </w:rPr>
+        <w:t>,Windows,python3.14.4}=&gt;</w:t>
+      </w:r>
+      <w:r>
+        <w:rPr>
+          <w:rFonts w:hint="eastAsia"/>
+        </w:rPr>
+        <w:t xml:space="preserve"> </w:t>
+      </w:r>
+      <w:r>
+        <w:rPr>
+          <w:rFonts w:hint="eastAsia"/>
+        </w:rPr>
+        <w:t>Same as input</w:t>
       </w:r>
     </w:p>
     <w:p>
@@ -301,411 +287,13 @@
         <w:rPr>
           <w:rFonts w:hint="eastAsia"/>
         </w:rPr>
-        <w:t>5</w:t>
-      </w:r>
-      <w:r>
-        <w:rPr>
-          <w:rFonts w:hint="eastAsia"/>
-        </w:rPr>
-        <w:t>.{</w:t>
-      </w:r>
-      <w:r>
-        <w:rPr>
-          <w:rFonts w:hint="eastAsia"/>
-        </w:rPr>
-        <w:t>Interened</w:t>
-      </w:r>
-      <w:r>
-        <w:rPr>
-          <w:rFonts w:hint="eastAsia"/>
-        </w:rPr>
-        <w:t xml:space="preserve"> </w:t>
-      </w:r>
-      <w:r>
-        <w:rPr>
-          <w:rFonts w:hint="eastAsia"/>
-        </w:rPr>
-        <w:t>b'Hello World'</w:t>
-      </w:r>
-      <w:r>
-        <w:rPr>
-          <w:rFonts w:hint="eastAsia"/>
-        </w:rPr>
-        <w:t>,Windows,python3.14.4}=&gt; Same as {Uni</w:t>
-      </w:r>
-      <w:r>
-        <w:rPr>
-          <w:rFonts w:hint="eastAsia"/>
-        </w:rPr>
-        <w:t>nterened</w:t>
-      </w:r>
-      <w:r>
-        <w:rPr>
-          <w:rFonts w:hint="eastAsia"/>
-        </w:rPr>
-        <w:t xml:space="preserve"> </w:t>
-      </w:r>
-      <w:r>
-        <w:rPr>
-          <w:rFonts w:hint="eastAsia"/>
-        </w:rPr>
-        <w:t>b'Hello World'</w:t>
-      </w:r>
-      <w:r>
-        <w:rPr>
-          <w:rFonts w:hint="eastAsia"/>
-        </w:rPr>
-        <w:t>,Windows,python3.14.4}</w:t>
-      </w:r>
-    </w:p>
-    <w:p>
-      <w:pPr>
-        <w:rPr>
-          <w:rFonts w:hint="eastAsia"/>
-        </w:rPr>
-      </w:pPr>
-      <w:r>
-        <w:rPr>
-          <w:rFonts w:hint="eastAsia"/>
-        </w:rPr>
-        <w:t>6</w:t>
-      </w:r>
-      <w:r>
-        <w:rPr>
-          <w:rFonts w:hint="eastAsia"/>
-        </w:rPr>
-        <w:t>.{</w:t>
-      </w:r>
-      <w:r>
-        <w:rPr>
-          <w:rFonts w:hint="eastAsia"/>
-        </w:rPr>
-        <w:t>Interened</w:t>
-      </w:r>
-      <w:r>
-        <w:rPr>
-          <w:rFonts w:hint="eastAsia"/>
-        </w:rPr>
-        <w:t xml:space="preserve"> </w:t>
-      </w:r>
-      <w:r>
-        <w:rPr>
-          <w:rFonts w:hint="eastAsia"/>
-        </w:rPr>
-        <w:t>b'Hello World'</w:t>
-      </w:r>
-      <w:r>
-        <w:rPr>
-          <w:rFonts w:hint="eastAsia"/>
-        </w:rPr>
-        <w:t>,Windows,python3.14.4</w:t>
-      </w:r>
-      <w:r>
-        <w:rPr>
-          <w:rFonts w:hint="eastAsia"/>
-        </w:rPr>
-        <w:t>,version=5</w:t>
-      </w:r>
-      <w:r>
-        <w:rPr>
-          <w:rFonts w:hint="eastAsia"/>
-        </w:rPr>
-        <w:t>}=&gt; Same as {</w:t>
-      </w:r>
-      <w:r>
-        <w:rPr>
-          <w:rFonts w:hint="eastAsia"/>
-        </w:rPr>
-        <w:t>Interened</w:t>
-      </w:r>
-      <w:r>
-        <w:t xml:space="preserve"> </w:t>
-      </w:r>
-      <w:r>
-        <w:rPr>
-          <w:rFonts w:hint="eastAsia"/>
-        </w:rPr>
-        <w:t>b'Hello World'</w:t>
-      </w:r>
-      <w:r>
-        <w:rPr>
-          <w:rFonts w:hint="eastAsia"/>
-        </w:rPr>
-        <w:t>,Windows,python3.14.4</w:t>
-      </w:r>
-      <w:r>
-        <w:rPr>
-          <w:rFonts w:hint="eastAsia"/>
-        </w:rPr>
-        <w:t>,version=0</w:t>
-      </w:r>
-      <w:r>
-        <w:rPr>
-          <w:rFonts w:hint="eastAsia"/>
-        </w:rPr>
-        <w:t>}</w:t>
-      </w:r>
-    </w:p>
-    <w:p>
-      <w:pPr>
-        <w:rPr>
-          <w:rFonts w:hint="eastAsia"/>
-        </w:rPr>
-      </w:pPr>
-      <w:r>
-        <w:rPr>
-          <w:rFonts w:hint="eastAsia"/>
-        </w:rPr>
-        <w:t>7</w:t>
-      </w:r>
-      <w:r>
-        <w:rPr>
-          <w:rFonts w:hint="eastAsia"/>
-        </w:rPr>
-        <w:t>.{</w:t>
-      </w:r>
-      <w:r>
-        <w:t>(1,5,6,7,9)</w:t>
-      </w:r>
-      <w:r>
-        <w:rPr>
-          <w:rFonts w:hint="eastAsia"/>
-        </w:rPr>
-        <w:t>,Windows,python3.14.4</w:t>
-      </w:r>
-      <w:r>
-        <w:rPr>
-          <w:rFonts w:hint="eastAsia"/>
-        </w:rPr>
-        <w:t>,version=5</w:t>
-      </w:r>
-      <w:r>
-        <w:rPr>
-          <w:rFonts w:hint="eastAsia"/>
-        </w:rPr>
-        <w:t>}=&gt; Same as {</w:t>
-      </w:r>
-      <w:r>
-        <w:t>(1,5,6,7,9)</w:t>
-      </w:r>
-      <w:r>
-        <w:rPr>
-          <w:rFonts w:hint="eastAsia"/>
-        </w:rPr>
-        <w:t>,Windows,python3.14.4</w:t>
-      </w:r>
-      <w:r>
-        <w:rPr>
-          <w:rFonts w:hint="eastAsia"/>
-        </w:rPr>
-        <w:t>,version=0</w:t>
-      </w:r>
-      <w:r>
-        <w:rPr>
-          <w:rFonts w:hint="eastAsia"/>
-        </w:rPr>
-        <w:t>}</w:t>
-      </w:r>
-    </w:p>
-    <w:p>
-      <w:pPr>
-        <w:rPr>
-          <w:rFonts w:hint="eastAsia"/>
-        </w:rPr>
-      </w:pPr>
-      <w:r>
-        <w:rPr>
-          <w:rFonts w:hint="eastAsia"/>
-        </w:rPr>
-        <w:t>8</w:t>
-      </w:r>
-      <w:r>
-        <w:rPr>
-          <w:rFonts w:hint="eastAsia"/>
-        </w:rPr>
-        <w:t>.{3.14,Windows,python3.14.4,marshal5}=&gt; Same as {3.14,Windows,python,marshal</w:t>
-      </w:r>
-      <w:r>
-        <w:rPr>
-          <w:rFonts w:hint="eastAsia"/>
-        </w:rPr>
-        <w:t>0</w:t>
-      </w:r>
-      <w:r>
-        <w:rPr>
-          <w:rFonts w:hint="eastAsia"/>
-        </w:rPr>
-        <w:t>}</w:t>
-      </w:r>
-    </w:p>
-    <w:p>
-      <w:pPr>
-        <w:rPr>
-          <w:rFonts w:hint="eastAsia"/>
-        </w:rPr>
-      </w:pPr>
-      <w:r>
-        <w:rPr>
-          <w:rFonts w:hint="eastAsia"/>
-        </w:rPr>
-        <w:t>9</w:t>
-      </w:r>
-      <w:r>
-        <w:rPr>
-          <w:rFonts w:hint="eastAsia"/>
-        </w:rPr>
-        <w:t>.{</w:t>
-      </w:r>
-      <w:r>
-        <w:t>3+4j</w:t>
-      </w:r>
-      <w:r>
-        <w:rPr>
-          <w:rFonts w:hint="eastAsia"/>
-        </w:rPr>
-        <w:t>,Windows,python3.14.4,marshal5}=&gt; Same as {</w:t>
-      </w:r>
-      <w:r>
-        <w:t>3+4j</w:t>
-      </w:r>
-      <w:r>
-        <w:rPr>
-          <w:rFonts w:hint="eastAsia"/>
-        </w:rPr>
-        <w:t>,Windows,python,marshal</w:t>
-      </w:r>
-      <w:r>
-        <w:rPr>
-          <w:rFonts w:hint="eastAsia"/>
-        </w:rPr>
-        <w:t>0</w:t>
-      </w:r>
-      <w:r>
-        <w:rPr>
-          <w:rFonts w:hint="eastAsia"/>
-        </w:rPr>
-        <w:t>}</w:t>
-      </w:r>
-    </w:p>
-    <w:p>
-      <w:pPr>
-        <w:rPr>
-          <w:rFonts w:hint="eastAsia"/>
-        </w:rPr>
-      </w:pPr>
-      <w:r>
-        <w:rPr>
-          <w:rFonts w:hint="eastAsia"/>
-        </w:rPr>
-        <w:t>10</w:t>
-      </w:r>
-      <w:r>
-        <w:rPr>
-          <w:rFonts w:hint="eastAsia"/>
-        </w:rPr>
-        <w:t>.{</w:t>
-      </w:r>
-      <w:r>
-        <w:rPr>
-          <w:rFonts w:hint="eastAsia"/>
-        </w:rPr>
-        <w:t>Interened</w:t>
-      </w:r>
-      <w:r>
-        <w:rPr>
-          <w:rFonts w:hint="eastAsia"/>
-        </w:rPr>
-        <w:t xml:space="preserve"> </w:t>
-      </w:r>
-      <w:r>
-        <w:rPr>
-          <w:rFonts w:hint="eastAsia"/>
-        </w:rPr>
-        <w:t>b'Hello World'</w:t>
-      </w:r>
-      <w:r>
-        <w:rPr>
-          <w:rFonts w:hint="eastAsia"/>
-        </w:rPr>
-        <w:t>,Windows,python3.14.4,marshal5}=&gt; Same as {</w:t>
-      </w:r>
-      <w:r>
-        <w:rPr>
-          <w:rFonts w:hint="eastAsia"/>
-        </w:rPr>
-        <w:t>Interened</w:t>
-      </w:r>
-      <w:r>
-        <w:rPr>
-          <w:rFonts w:hint="eastAsia"/>
-        </w:rPr>
-        <w:t xml:space="preserve"> </w:t>
-      </w:r>
-      <w:r>
-        <w:rPr>
-          <w:rFonts w:hint="eastAsia"/>
-        </w:rPr>
-        <w:t>b'Hello World'</w:t>
-      </w:r>
-      <w:r>
-        <w:rPr>
-          <w:rFonts w:hint="eastAsia"/>
-        </w:rPr>
-        <w:t>,Windows,python,marshal}</w:t>
-      </w:r>
-    </w:p>
-    <w:p>
-      <w:r>
-        <w:rPr>
-          <w:rFonts w:hint="eastAsia"/>
-        </w:rPr>
-        <w:t>11</w:t>
-      </w:r>
-      <w:r>
-        <w:rPr>
-          <w:rFonts w:hint="eastAsia"/>
-        </w:rPr>
-        <w:t>.{</w:t>
-      </w:r>
-      <w:r>
-        <w:t>(1,5,6,7,9)</w:t>
-      </w:r>
-      <w:r>
-        <w:rPr>
-          <w:rFonts w:hint="eastAsia"/>
-        </w:rPr>
-        <w:t>,Windows,python3.14.4,marshal5}=&gt; Same as {</w:t>
-      </w:r>
-      <w:r>
-        <w:t>(1,5,6,7,9)</w:t>
-      </w:r>
-      <w:r>
-        <w:rPr>
-          <w:rFonts w:hint="eastAsia"/>
-        </w:rPr>
-        <w:t>,Windows,python,marshal</w:t>
-      </w:r>
-      <w:r>
-        <w:rPr>
-          <w:rFonts w:hint="eastAsia"/>
-        </w:rPr>
-        <w:t>0</w:t>
-      </w:r>
-      <w:r>
-        <w:rPr>
-          <w:rFonts w:hint="eastAsia"/>
-        </w:rPr>
-        <w:t>}</w:t>
-      </w:r>
-    </w:p>
-    <w:p>
-      <w:pPr>
-        <w:rPr>
-          <w:rFonts w:hint="eastAsia"/>
-        </w:rPr>
-      </w:pPr>
-      <w:r>
-        <w:t>…</w:t>
+        <w:t>等，对应excel表编号</w:t>
+      </w:r>
+      <w:r>
+        <w:rPr>
+          <w:rFonts w:hint="eastAsia"/>
+        </w:rPr>
+        <w:t>WhiteBox-1~47</w:t>
       </w:r>
     </w:p>
     <w:p>
@@ -749,23 +337,53 @@
       </w:r>
     </w:p>
     <w:p>
+      <w:r>
+        <w:rPr>
+          <w:rFonts w:hint="eastAsia"/>
+        </w:rPr>
+        <w:t>对于代码的阅读局限在</w:t>
+      </w:r>
+      <w:proofErr w:type="spellStart"/>
+      <w:r>
+        <w:rPr>
+          <w:rFonts w:hint="eastAsia"/>
+        </w:rPr>
+        <w:t>r_object</w:t>
+      </w:r>
+      <w:proofErr w:type="spellEnd"/>
+      <w:r>
+        <w:rPr>
+          <w:rFonts w:hint="eastAsia"/>
+        </w:rPr>
+        <w:t>和</w:t>
+      </w:r>
+      <w:proofErr w:type="spellStart"/>
+      <w:r>
+        <w:rPr>
+          <w:rFonts w:hint="eastAsia"/>
+        </w:rPr>
+        <w:t>w_complex_object</w:t>
+      </w:r>
+      <w:proofErr w:type="spellEnd"/>
+      <w:r>
+        <w:rPr>
+          <w:rFonts w:hint="eastAsia"/>
+        </w:rPr>
+        <w:t>的深度</w:t>
+      </w:r>
+      <w:r>
+        <w:rPr>
+          <w:rFonts w:hint="eastAsia"/>
+        </w:rPr>
+        <w:t>；使用的输入值不够丰富；没有测试异常情况</w:t>
+      </w:r>
+    </w:p>
+    <w:p>
       <w:pPr>
         <w:rPr>
           <w:rFonts w:hint="eastAsia"/>
         </w:rPr>
       </w:pPr>
-      <w:r>
-        <w:rPr>
-          <w:rFonts w:hint="eastAsia"/>
-        </w:rPr>
-        <w:t>对于代码的阅读局限在r_object和w_complex_object的深度</w:t>
-      </w:r>
-      <w:r>
-        <w:rPr>
-          <w:rFonts w:hint="eastAsia"/>
-        </w:rPr>
-        <w:t>；使用的输入值不够丰富；没有测试异常情况</w:t>
-      </w:r>
     </w:p>
     <w:p>
       <w:pPr>
@@ -800,14 +418,14 @@
         <w:tblLook w:val="04A0" w:firstRow="1" w:lastRow="0" w:firstColumn="1" w:lastColumn="0" w:noHBand="0" w:noVBand="1"/>
       </w:tblPr>
       <w:tblGrid>
-        <w:gridCol w:w="1776"/>
-        <w:gridCol w:w="5376"/>
-        <w:gridCol w:w="1144"/>
+        <w:gridCol w:w="2136"/>
+        <w:gridCol w:w="4854"/>
+        <w:gridCol w:w="1306"/>
       </w:tblGrid>
       <w:tr>
         <w:tc>
           <w:tcPr>
-            <w:tcW w:w="1776" w:type="dxa"/>
+            <w:tcW w:w="1612" w:type="dxa"/>
           </w:tcPr>
           <w:p>
             <w:pPr>
@@ -843,7 +461,7 @@
         </w:tc>
         <w:tc>
           <w:tcPr>
-            <w:tcW w:w="1144" w:type="dxa"/>
+            <w:tcW w:w="1308" w:type="dxa"/>
           </w:tcPr>
           <w:p>
             <w:pPr>
@@ -863,7 +481,7 @@
       <w:tr>
         <w:tc>
           <w:tcPr>
-            <w:tcW w:w="1776" w:type="dxa"/>
+            <w:tcW w:w="1612" w:type="dxa"/>
           </w:tcPr>
           <w:p>
             <w:pPr>
@@ -875,26 +493,13 @@
               <w:rPr>
                 <w:rFonts w:hint="eastAsia"/>
               </w:rPr>
-              <w:t>浮点数在不同</w:t>
-            </w:r>
-            <w:r>
-              <w:rPr>
-                <w:rFonts w:hint="eastAsia"/>
-              </w:rPr>
-              <w:lastRenderedPageBreak/>
-              <w:t>的marshal版本序列化</w:t>
-            </w:r>
-            <w:r>
-              <w:rPr>
-                <w:rFonts w:hint="eastAsia"/>
-              </w:rPr>
-              <w:t>结果</w:t>
-            </w:r>
-            <w:r>
-              <w:rPr>
-                <w:rFonts w:hint="eastAsia"/>
-              </w:rPr>
-              <w:t>应一致</w:t>
+              <w:t>任何数据</w:t>
+            </w:r>
+            <w:r>
+              <w:rPr>
+                <w:rFonts w:hint="eastAsia"/>
+              </w:rPr>
+              <w:t>在经过dump和load后得到的输出应该与输入一致</w:t>
             </w:r>
           </w:p>
         </w:tc>
@@ -912,84 +517,19 @@
               <w:rPr>
                 <w:rFonts w:hint="eastAsia"/>
               </w:rPr>
-              <w:lastRenderedPageBreak/>
-              <w:t>{</w:t>
-            </w:r>
-            <w:r>
-              <w:t>3.14</w:t>
-            </w:r>
-            <w:r>
-              <w:rPr>
-                <w:rFonts w:hint="eastAsia"/>
-              </w:rPr>
-              <w:t>,Windows,python3.14.4,version=5}</w:t>
-            </w:r>
-            <w:r>
-              <w:rPr>
-                <w:rFonts w:hint="eastAsia"/>
-              </w:rPr>
-              <w:t xml:space="preserve"> and</w:t>
-            </w:r>
-          </w:p>
-          <w:p>
-            <w:pPr>
-              <w:rPr>
-                <w:rFonts w:hint="eastAsia"/>
-              </w:rPr>
-            </w:pPr>
-            <w:r>
-              <w:rPr>
-                <w:rFonts w:hint="eastAsia"/>
-              </w:rPr>
-              <w:lastRenderedPageBreak/>
-              <w:t>{</w:t>
-            </w:r>
-            <w:r>
-              <w:t>3.14</w:t>
-            </w:r>
-            <w:r>
-              <w:rPr>
-                <w:rFonts w:hint="eastAsia"/>
-              </w:rPr>
-              <w:t>,Windows,python3.14.4,version=0}</w:t>
-            </w:r>
-          </w:p>
-          <w:p>
-            <w:pPr>
-              <w:rPr>
-                <w:rFonts w:hint="eastAsia"/>
-              </w:rPr>
-            </w:pPr>
-            <w:r>
-              <w:rPr>
-                <w:rFonts w:hint="eastAsia"/>
-              </w:rPr>
-              <w:t>{3.14,Windows,python3.14.4,marshal5}</w:t>
-            </w:r>
-            <w:r>
-              <w:rPr>
-                <w:rFonts w:hint="eastAsia"/>
-              </w:rPr>
-              <w:t xml:space="preserve"> and</w:t>
-            </w:r>
-          </w:p>
-          <w:p>
-            <w:pPr>
-              <w:rPr>
-                <w:rFonts w:hint="eastAsia"/>
-              </w:rPr>
-            </w:pPr>
-            <w:r>
-              <w:rPr>
-                <w:rFonts w:hint="eastAsia"/>
-              </w:rPr>
-              <w:t>{3.14,Windows,python2.3,marshal0}</w:t>
+              <w:t>WhiteBox-1~</w:t>
+            </w:r>
+            <w:r>
+              <w:rPr>
+                <w:rFonts w:hint="eastAsia"/>
+              </w:rPr>
+              <w:t>WhiteBox30</w:t>
             </w:r>
           </w:p>
         </w:tc>
         <w:tc>
           <w:tcPr>
-            <w:tcW w:w="1144" w:type="dxa"/>
+            <w:tcW w:w="1308" w:type="dxa"/>
           </w:tcPr>
           <w:p>
             <w:pPr>
@@ -1001,15 +541,19 @@
               <w:rPr>
                 <w:rFonts w:hint="eastAsia"/>
               </w:rPr>
-              <w:lastRenderedPageBreak/>
-              <w:t>不同版</w:t>
-            </w:r>
-            <w:r>
-              <w:rPr>
-                <w:rFonts w:hint="eastAsia"/>
-              </w:rPr>
-              <w:lastRenderedPageBreak/>
-              <w:t>本序列化结果不一致</w:t>
+              <w:t>WhiteBox-29</w:t>
+            </w:r>
+            <w:r>
+              <w:rPr>
+                <w:rFonts w:hint="eastAsia"/>
+              </w:rPr>
+              <w:t>缓冲区</w:t>
+            </w:r>
+            <w:r>
+              <w:rPr>
+                <w:rFonts w:hint="eastAsia"/>
+              </w:rPr>
+              <w:t>类型数据结果不一致</w:t>
             </w:r>
           </w:p>
         </w:tc>
@@ -1017,7 +561,7 @@
       <w:tr>
         <w:tc>
           <w:tcPr>
-            <w:tcW w:w="1776" w:type="dxa"/>
+            <w:tcW w:w="1612" w:type="dxa"/>
           </w:tcPr>
           <w:p>
             <w:pPr>
@@ -1029,20 +573,31 @@
               <w:rPr>
                 <w:rFonts w:hint="eastAsia"/>
               </w:rPr>
-              <w:lastRenderedPageBreak/>
-              <w:t>复数在不同的marshal版本序列化</w:t>
-            </w:r>
-            <w:r>
-              <w:rPr>
-                <w:rFonts w:hint="eastAsia"/>
-              </w:rPr>
-              <w:t>结果</w:t>
-            </w:r>
-            <w:r>
-              <w:rPr>
-                <w:rFonts w:hint="eastAsia"/>
-              </w:rPr>
-              <w:t>应一致</w:t>
+              <w:t>浮点数、复数、驻留UTF8字符串、小元组、长整型在Marshal0和Marshal</w:t>
+            </w:r>
+            <w:r>
+              <w:rPr>
+                <w:rFonts w:hint="eastAsia"/>
+              </w:rPr>
+              <w:t>5</w:t>
+            </w:r>
+            <w:r>
+              <w:rPr>
+                <w:rFonts w:hint="eastAsia"/>
+              </w:rPr>
+              <w:t>版本</w:t>
+            </w:r>
+            <w:r>
+              <w:rPr>
+                <w:rFonts w:hint="eastAsia"/>
+              </w:rPr>
+              <w:t>分别</w:t>
+            </w:r>
+            <w:r>
+              <w:rPr>
+                <w:rFonts w:hint="eastAsia"/>
+              </w:rPr>
+              <w:t>序列化结果应一致</w:t>
             </w:r>
           </w:p>
         </w:tc>
@@ -1060,100 +615,13 @@
               <w:rPr>
                 <w:rFonts w:hint="eastAsia"/>
               </w:rPr>
-              <w:t>{</w:t>
-            </w:r>
-            <w:r>
-              <w:t>3+4j</w:t>
-            </w:r>
-            <w:r>
-              <w:rPr>
-                <w:rFonts w:hint="eastAsia"/>
-              </w:rPr>
-              <w:t>,Windows,python3.14.4,version=5}</w:t>
-            </w:r>
-            <w:r>
-              <w:rPr>
-                <w:rFonts w:hint="eastAsia"/>
-              </w:rPr>
-              <w:t xml:space="preserve"> and</w:t>
-            </w:r>
-          </w:p>
-          <w:p>
-            <w:pPr>
-              <w:rPr>
-                <w:rFonts w:hint="eastAsia"/>
-              </w:rPr>
-            </w:pPr>
-            <w:r>
-              <w:rPr>
-                <w:rFonts w:hint="eastAsia"/>
-              </w:rPr>
-              <w:t>{</w:t>
-            </w:r>
-            <w:r>
-              <w:t>3+4j</w:t>
-            </w:r>
-            <w:r>
-              <w:rPr>
-                <w:rFonts w:hint="eastAsia"/>
-              </w:rPr>
-              <w:t>,Windows,python3.14.4,version=0}</w:t>
-            </w:r>
-          </w:p>
-          <w:p>
-            <w:pPr>
-              <w:rPr>
-                <w:rFonts w:hint="eastAsia"/>
-              </w:rPr>
-            </w:pPr>
-            <w:r>
-              <w:rPr>
-                <w:rFonts w:hint="eastAsia"/>
-              </w:rPr>
-              <w:t>{</w:t>
-            </w:r>
-            <w:r>
-              <w:t>3+4j</w:t>
-            </w:r>
-            <w:r>
-              <w:rPr>
-                <w:rFonts w:hint="eastAsia"/>
-              </w:rPr>
-              <w:t>,Windows,python3.14.4,marshal5}</w:t>
-            </w:r>
-            <w:r>
-              <w:rPr>
-                <w:rFonts w:hint="eastAsia"/>
-              </w:rPr>
-              <w:t xml:space="preserve"> and</w:t>
-            </w:r>
-          </w:p>
-          <w:p>
-            <w:pPr>
-              <w:rPr>
-                <w:rFonts w:hint="eastAsia"/>
-              </w:rPr>
-            </w:pPr>
-            <w:r>
-              <w:rPr>
-                <w:rFonts w:hint="eastAsia"/>
-              </w:rPr>
-              <w:t>{</w:t>
-            </w:r>
-            <w:r>
-              <w:t>3+4j</w:t>
-            </w:r>
-            <w:r>
-              <w:rPr>
-                <w:rFonts w:hint="eastAsia"/>
-              </w:rPr>
-              <w:t>,Windows,python2.3,marshal0}</w:t>
+              <w:t>WhiteBox-31~WhiteBox39</w:t>
             </w:r>
           </w:p>
         </w:tc>
         <w:tc>
           <w:tcPr>
-            <w:tcW w:w="1144" w:type="dxa"/>
+            <w:tcW w:w="1308" w:type="dxa"/>
           </w:tcPr>
           <w:p>
             <w:pPr>
@@ -1173,7 +641,7 @@
       <w:tr>
         <w:tc>
           <w:tcPr>
-            <w:tcW w:w="1776" w:type="dxa"/>
+            <w:tcW w:w="1612" w:type="dxa"/>
           </w:tcPr>
           <w:p>
             <w:pPr>
@@ -1185,25 +653,19 @@
               <w:rPr>
                 <w:rFonts w:hint="eastAsia"/>
               </w:rPr>
-              <w:t>驻留</w:t>
-            </w:r>
-            <w:r>
-              <w:rPr>
-                <w:rFonts w:hint="eastAsia"/>
-              </w:rPr>
-              <w:t>短</w:t>
-            </w:r>
-            <w:r>
-              <w:rPr>
-                <w:rFonts w:hint="eastAsia"/>
-              </w:rPr>
-              <w:t>ASCII码</w:t>
-            </w:r>
-            <w:r>
-              <w:rPr>
-                <w:rFonts w:hint="eastAsia"/>
-              </w:rPr>
-              <w:t>字符串和非驻留序列化结果应一致</w:t>
+              <w:t>驻留字符串和非驻留</w:t>
+            </w:r>
+            <w:r>
+              <w:rPr>
+                <w:rFonts w:hint="eastAsia"/>
+              </w:rPr>
+              <w:t>字符串</w:t>
+            </w:r>
+            <w:r>
+              <w:rPr>
+                <w:rFonts w:hint="eastAsia"/>
+              </w:rPr>
+              <w:t>序列化结果应一致</w:t>
             </w:r>
           </w:p>
         </w:tc>
@@ -1221,28 +683,31 @@
               <w:rPr>
                 <w:rFonts w:hint="eastAsia"/>
               </w:rPr>
-              <w:t>{</w:t>
-            </w:r>
-            <w:r>
-              <w:rPr>
-                <w:rFonts w:hint="eastAsia"/>
-              </w:rPr>
-              <w:t>Interened</w:t>
-            </w:r>
-            <w:r>
-              <w:t>"True"</w:t>
-            </w:r>
-            <w:r>
-              <w:rPr>
-                <w:rFonts w:hint="eastAsia"/>
-              </w:rPr>
-              <w:t>,Windows,python3.14.4}</w:t>
-            </w:r>
-            <w:r>
-              <w:rPr>
-                <w:rFonts w:hint="eastAsia"/>
-              </w:rPr>
-              <w:t xml:space="preserve"> and</w:t>
+              <w:t>WhiteBox</w:t>
+            </w:r>
+            <w:r>
+              <w:rPr>
+                <w:rFonts w:hint="eastAsia"/>
+              </w:rPr>
+              <w:t>-</w:t>
+            </w:r>
+            <w:r>
+              <w:rPr>
+                <w:rFonts w:hint="eastAsia"/>
+              </w:rPr>
+              <w:t>40~</w:t>
+            </w:r>
+            <w:r>
+              <w:rPr>
+                <w:rFonts w:hint="eastAsia"/>
+              </w:rPr>
+              <w:t>WhiteBox-</w:t>
+            </w:r>
+            <w:r>
+              <w:rPr>
+                <w:rFonts w:hint="eastAsia"/>
+              </w:rPr>
+              <w:t>42</w:t>
             </w:r>
           </w:p>
           <w:p>
@@ -1251,32 +716,11 @@
                 <w:rFonts w:hint="eastAsia"/>
               </w:rPr>
             </w:pPr>
-            <w:r>
-              <w:rPr>
-                <w:rFonts w:hint="eastAsia"/>
-              </w:rPr>
-              <w:t>{Uni</w:t>
-            </w:r>
-            <w:r>
-              <w:rPr>
-                <w:rFonts w:hint="eastAsia"/>
-              </w:rPr>
-              <w:t>nterened</w:t>
-            </w:r>
-            <w:r>
-              <w:t>"True"</w:t>
-            </w:r>
-            <w:r>
-              <w:rPr>
-                <w:rFonts w:hint="eastAsia"/>
-              </w:rPr>
-              <w:t>,Windows,python3.14.4}</w:t>
-            </w:r>
           </w:p>
         </w:tc>
         <w:tc>
           <w:tcPr>
-            <w:tcW w:w="1144" w:type="dxa"/>
+            <w:tcW w:w="1308" w:type="dxa"/>
           </w:tcPr>
           <w:p>
             <w:pPr>
@@ -1289,6 +733,12 @@
                 <w:rFonts w:hint="eastAsia"/>
               </w:rPr>
               <w:t>驻留和非驻留</w:t>
+            </w:r>
+            <w:r>
+              <w:rPr>
+                <w:rFonts w:hint="eastAsia"/>
+              </w:rPr>
+              <w:t>字符串</w:t>
             </w:r>
             <w:r>
               <w:rPr>
@@ -1308,7 +758,7 @@
       <w:tr>
         <w:tc>
           <w:tcPr>
-            <w:tcW w:w="1776" w:type="dxa"/>
+            <w:tcW w:w="1612" w:type="dxa"/>
           </w:tcPr>
           <w:p>
             <w:pPr>
@@ -1320,19 +770,22 @@
               <w:rPr>
                 <w:rFonts w:hint="eastAsia"/>
               </w:rPr>
-              <w:t>驻留长</w:t>
-            </w:r>
-            <w:r>
-              <w:rPr>
-                <w:rFonts w:hint="eastAsia"/>
-              </w:rPr>
-              <w:t>ASCII码</w:t>
-            </w:r>
-            <w:r>
-              <w:rPr>
-                <w:rFonts w:hint="eastAsia"/>
-              </w:rPr>
-              <w:t>字符串和非驻留序列化结果应一致</w:t>
+              <w:lastRenderedPageBreak/>
+              <w:t>整型在windows和</w:t>
+            </w:r>
+            <w:proofErr w:type="spellStart"/>
+            <w:r>
+              <w:rPr>
+                <w:rFonts w:hint="eastAsia"/>
+              </w:rPr>
+              <w:t>linux</w:t>
+            </w:r>
+            <w:proofErr w:type="spellEnd"/>
+            <w:r>
+              <w:rPr>
+                <w:rFonts w:hint="eastAsia"/>
+              </w:rPr>
+              <w:t>环境下序列化结果应一致</w:t>
             </w:r>
           </w:p>
         </w:tc>
@@ -1350,28 +803,19 @@
               <w:rPr>
                 <w:rFonts w:hint="eastAsia"/>
               </w:rPr>
-              <w:t>{</w:t>
-            </w:r>
-            <w:r>
-              <w:rPr>
-                <w:rFonts w:hint="eastAsia"/>
-              </w:rPr>
-              <w:t>Interened</w:t>
-            </w:r>
-            <w:r>
-              <w:t>"T"*256</w:t>
-            </w:r>
-            <w:r>
-              <w:rPr>
-                <w:rFonts w:hint="eastAsia"/>
-              </w:rPr>
-              <w:t>,Windows,python3.14.4}</w:t>
-            </w:r>
-            <w:r>
-              <w:rPr>
-                <w:rFonts w:hint="eastAsia"/>
-              </w:rPr>
-              <w:t xml:space="preserve"> and</w:t>
+              <w:t>WhiteBox</w:t>
+            </w:r>
+            <w:r>
+              <w:rPr>
+                <w:rFonts w:hint="eastAsia"/>
+              </w:rPr>
+              <w:t>-</w:t>
+            </w:r>
+            <w:r>
+              <w:rPr>
+                <w:rFonts w:hint="eastAsia"/>
+              </w:rPr>
+              <w:t>43~WhiteBox-45</w:t>
             </w:r>
           </w:p>
           <w:p>
@@ -1380,32 +824,11 @@
                 <w:rFonts w:hint="eastAsia"/>
               </w:rPr>
             </w:pPr>
-            <w:r>
-              <w:rPr>
-                <w:rFonts w:hint="eastAsia"/>
-              </w:rPr>
-              <w:t>{Uni</w:t>
-            </w:r>
-            <w:r>
-              <w:rPr>
-                <w:rFonts w:hint="eastAsia"/>
-              </w:rPr>
-              <w:t>nterened</w:t>
-            </w:r>
-            <w:r>
-              <w:t>"T"*256</w:t>
-            </w:r>
-            <w:r>
-              <w:rPr>
-                <w:rFonts w:hint="eastAsia"/>
-              </w:rPr>
-              <w:t>,Windows,python3.14.4}</w:t>
-            </w:r>
           </w:p>
         </w:tc>
         <w:tc>
           <w:tcPr>
-            <w:tcW w:w="1144" w:type="dxa"/>
+            <w:tcW w:w="1308" w:type="dxa"/>
           </w:tcPr>
           <w:p>
             <w:pPr>
@@ -1417,25 +840,7 @@
               <w:rPr>
                 <w:rFonts w:hint="eastAsia"/>
               </w:rPr>
-              <w:t>驻留和非驻留</w:t>
-            </w:r>
-            <w:r>
-              <w:rPr>
-                <w:rFonts w:hint="eastAsia"/>
-              </w:rPr>
-              <w:t>序列</w:t>
-            </w:r>
-            <w:r>
-              <w:rPr>
-                <w:rFonts w:hint="eastAsia"/>
-              </w:rPr>
-              <w:t>化</w:t>
-            </w:r>
-            <w:r>
-              <w:rPr>
-                <w:rFonts w:hint="eastAsia"/>
-              </w:rPr>
-              <w:t>结果不一致</w:t>
+              <w:t>均通过</w:t>
             </w:r>
           </w:p>
         </w:tc>
@@ -1443,7 +848,7 @@
       <w:tr>
         <w:tc>
           <w:tcPr>
-            <w:tcW w:w="1776" w:type="dxa"/>
+            <w:tcW w:w="1612" w:type="dxa"/>
           </w:tcPr>
           <w:p>
             <w:pPr>
@@ -1455,7 +860,27 @@
               <w:rPr>
                 <w:rFonts w:hint="eastAsia"/>
               </w:rPr>
-              <w:t>驻留UTF8码字符串和非驻留序列化结果应一致</w:t>
+              <w:t>无意义比特流</w:t>
+            </w:r>
+            <w:r>
+              <w:rPr>
+                <w:rFonts w:hint="eastAsia"/>
+              </w:rPr>
+              <w:t>、</w:t>
+            </w:r>
+            <w:proofErr w:type="spellStart"/>
+            <w:r>
+              <w:rPr>
+                <w:rFonts w:hint="eastAsia"/>
+              </w:rPr>
+              <w:t>allow_code</w:t>
+            </w:r>
+            <w:proofErr w:type="spellEnd"/>
+            <w:r>
+              <w:rPr>
+                <w:rFonts w:hint="eastAsia"/>
+              </w:rPr>
+              <w:t>=False时输入code、marshal版本为0时输入切片应报错</w:t>
             </w:r>
           </w:p>
         </w:tc>
@@ -1473,49 +898,25 @@
               <w:rPr>
                 <w:rFonts w:hint="eastAsia"/>
               </w:rPr>
-              <w:t>{</w:t>
-            </w:r>
-            <w:r>
-              <w:rPr>
-                <w:rFonts w:hint="eastAsia"/>
-              </w:rPr>
-              <w:t>Interened</w:t>
-            </w:r>
-            <w:r>
-              <w:rPr>
-                <w:rFonts w:hint="eastAsia"/>
-              </w:rPr>
-              <w:t xml:space="preserve"> </w:t>
-            </w:r>
-            <w:r>
-              <w:rPr>
-                <w:rFonts w:hint="eastAsia"/>
-              </w:rPr>
-              <w:t>b'Hello World'</w:t>
-            </w:r>
-            <w:r>
-              <w:rPr>
-                <w:rFonts w:hint="eastAsia"/>
-              </w:rPr>
-              <w:t>,</w:t>
-            </w:r>
-            <w:r>
-              <w:rPr>
-                <w:rFonts w:hint="eastAsia"/>
-              </w:rPr>
-              <w:t xml:space="preserve"> </w:t>
-            </w:r>
-            <w:r>
-              <w:rPr>
-                <w:rFonts w:hint="eastAsia"/>
-              </w:rPr>
-              <w:t>Windows, python3.14.4}</w:t>
-            </w:r>
-            <w:r>
-              <w:rPr>
-                <w:rFonts w:hint="eastAsia"/>
-              </w:rPr>
-              <w:t xml:space="preserve"> and</w:t>
+              <w:t>WhiteBox-4</w:t>
+            </w:r>
+            <w:r>
+              <w:rPr>
+                <w:rFonts w:hint="eastAsia"/>
+              </w:rPr>
+              <w:t>5</w:t>
+            </w:r>
+            <w:r>
+              <w:rPr>
+                <w:rFonts w:hint="eastAsia"/>
+              </w:rPr>
+              <w:t>~WhiteBox-4</w:t>
+            </w:r>
+            <w:r>
+              <w:rPr>
+                <w:rFonts w:hint="eastAsia"/>
+              </w:rPr>
+              <w:t>7</w:t>
             </w:r>
           </w:p>
           <w:p>
@@ -1524,211 +925,11 @@
                 <w:rFonts w:hint="eastAsia"/>
               </w:rPr>
             </w:pPr>
-            <w:r>
-              <w:rPr>
-                <w:rFonts w:hint="eastAsia"/>
-              </w:rPr>
-              <w:t>{Uni</w:t>
-            </w:r>
-            <w:r>
-              <w:rPr>
-                <w:rFonts w:hint="eastAsia"/>
-              </w:rPr>
-              <w:t>nterened</w:t>
-            </w:r>
-            <w:r>
-              <w:rPr>
-                <w:rFonts w:hint="eastAsia"/>
-              </w:rPr>
-              <w:t xml:space="preserve"> b'Hello World'</w:t>
-            </w:r>
-            <w:r>
-              <w:rPr>
-                <w:rFonts w:hint="eastAsia"/>
-              </w:rPr>
-              <w:t>,</w:t>
-            </w:r>
-            <w:r>
-              <w:rPr>
-                <w:rFonts w:hint="eastAsia"/>
-              </w:rPr>
-              <w:t xml:space="preserve"> </w:t>
-            </w:r>
-            <w:r>
-              <w:rPr>
-                <w:rFonts w:hint="eastAsia"/>
-              </w:rPr>
-              <w:t>Windows,</w:t>
-            </w:r>
-            <w:r>
-              <w:rPr>
-                <w:rFonts w:hint="eastAsia"/>
-              </w:rPr>
-              <w:t xml:space="preserve"> </w:t>
-            </w:r>
-            <w:r>
-              <w:rPr>
-                <w:rFonts w:hint="eastAsia"/>
-              </w:rPr>
-              <w:t>python3.14.4}</w:t>
-            </w:r>
-          </w:p>
-          <w:p>
-            <w:pPr>
-              <w:rPr>
-                <w:rFonts w:hint="eastAsia"/>
-              </w:rPr>
-            </w:pPr>
-            <w:r>
-              <w:rPr>
-                <w:rFonts w:hint="eastAsia"/>
-              </w:rPr>
-              <w:t>{</w:t>
-            </w:r>
-            <w:r>
-              <w:rPr>
-                <w:rFonts w:hint="eastAsia"/>
-              </w:rPr>
-              <w:t>Interened</w:t>
-            </w:r>
-            <w:r>
-              <w:rPr>
-                <w:rFonts w:hint="eastAsia"/>
-              </w:rPr>
-              <w:t xml:space="preserve"> </w:t>
-            </w:r>
-            <w:r>
-              <w:rPr>
-                <w:rFonts w:hint="eastAsia"/>
-              </w:rPr>
-              <w:t>b'Hello World'</w:t>
-            </w:r>
-            <w:r>
-              <w:rPr>
-                <w:rFonts w:hint="eastAsia"/>
-              </w:rPr>
-              <w:t>,</w:t>
-            </w:r>
-            <w:r>
-              <w:rPr>
-                <w:rFonts w:hint="eastAsia"/>
-              </w:rPr>
-              <w:t xml:space="preserve"> </w:t>
-            </w:r>
-            <w:r>
-              <w:rPr>
-                <w:rFonts w:hint="eastAsia"/>
-              </w:rPr>
-              <w:t>Windows,</w:t>
-            </w:r>
-            <w:r>
-              <w:rPr>
-                <w:rFonts w:hint="eastAsia"/>
-              </w:rPr>
-              <w:t xml:space="preserve"> </w:t>
-            </w:r>
-            <w:r>
-              <w:rPr>
-                <w:rFonts w:hint="eastAsia"/>
-              </w:rPr>
-              <w:t>python3.14.4,</w:t>
-            </w:r>
-            <w:r>
-              <w:rPr>
-                <w:rFonts w:hint="eastAsia"/>
-              </w:rPr>
-              <w:t xml:space="preserve"> </w:t>
-            </w:r>
-            <w:r>
-              <w:rPr>
-                <w:rFonts w:hint="eastAsia"/>
-              </w:rPr>
-              <w:t>marshal5}</w:t>
-            </w:r>
-            <w:r>
-              <w:rPr>
-                <w:rFonts w:hint="eastAsia"/>
-              </w:rPr>
-              <w:t xml:space="preserve"> and</w:t>
-            </w:r>
-          </w:p>
-          <w:p>
-            <w:pPr>
-              <w:rPr>
-                <w:rFonts w:hint="eastAsia"/>
-              </w:rPr>
-            </w:pPr>
-            <w:r>
-              <w:rPr>
-                <w:rFonts w:hint="eastAsia"/>
-              </w:rPr>
-              <w:t>{</w:t>
-            </w:r>
-            <w:r>
-              <w:rPr>
-                <w:rFonts w:hint="eastAsia"/>
-              </w:rPr>
-              <w:t>Interened</w:t>
-            </w:r>
-            <w:r>
-              <w:rPr>
-                <w:rFonts w:hint="eastAsia"/>
-              </w:rPr>
-              <w:t xml:space="preserve"> </w:t>
-            </w:r>
-            <w:r>
-              <w:rPr>
-                <w:rFonts w:hint="eastAsia"/>
-              </w:rPr>
-              <w:t>b'Hello World'</w:t>
-            </w:r>
-            <w:r>
-              <w:rPr>
-                <w:rFonts w:hint="eastAsia"/>
-              </w:rPr>
-              <w:t>,</w:t>
-            </w:r>
-            <w:r>
-              <w:rPr>
-                <w:rFonts w:hint="eastAsia"/>
-              </w:rPr>
-              <w:t xml:space="preserve"> </w:t>
-            </w:r>
-            <w:r>
-              <w:rPr>
-                <w:rFonts w:hint="eastAsia"/>
-              </w:rPr>
-              <w:t>Windows,</w:t>
-            </w:r>
-            <w:r>
-              <w:rPr>
-                <w:rFonts w:hint="eastAsia"/>
-              </w:rPr>
-              <w:t xml:space="preserve"> </w:t>
-            </w:r>
-            <w:r>
-              <w:rPr>
-                <w:rFonts w:hint="eastAsia"/>
-              </w:rPr>
-              <w:t>python2.3,</w:t>
-            </w:r>
-            <w:r>
-              <w:rPr>
-                <w:rFonts w:hint="eastAsia"/>
-              </w:rPr>
-              <w:t xml:space="preserve"> </w:t>
-            </w:r>
-            <w:r>
-              <w:rPr>
-                <w:rFonts w:hint="eastAsia"/>
-              </w:rPr>
-              <w:t>marshal0}</w:t>
-            </w:r>
           </w:p>
         </w:tc>
         <w:tc>
           <w:tcPr>
-            <w:tcW w:w="1144" w:type="dxa"/>
+            <w:tcW w:w="1308" w:type="dxa"/>
           </w:tcPr>
           <w:p>
             <w:pPr>
@@ -1740,383 +941,7 @@
               <w:rPr>
                 <w:rFonts w:hint="eastAsia"/>
               </w:rPr>
-              <w:t>驻留和非驻留序列化结果不一致</w:t>
-            </w:r>
-          </w:p>
-        </w:tc>
-      </w:tr>
-      <w:tr>
-        <w:tc>
-          <w:tcPr>
-            <w:tcW w:w="1776" w:type="dxa"/>
-          </w:tcPr>
-          <w:p>
-            <w:pPr>
-              <w:rPr>
-                <w:rFonts w:hint="eastAsia"/>
-              </w:rPr>
-            </w:pPr>
-            <w:r>
-              <w:rPr>
-                <w:rFonts w:hint="eastAsia"/>
-              </w:rPr>
-              <w:t>驻留UTF8码字符串在不同版本序列化结果应一致</w:t>
-            </w:r>
-          </w:p>
-        </w:tc>
-        <w:tc>
-          <w:tcPr>
-            <w:tcW w:w="5376" w:type="dxa"/>
-          </w:tcPr>
-          <w:p>
-            <w:pPr>
-              <w:rPr>
-                <w:rFonts w:hint="eastAsia"/>
-              </w:rPr>
-            </w:pPr>
-            <w:r>
-              <w:rPr>
-                <w:rFonts w:hint="eastAsia"/>
-              </w:rPr>
-              <w:t>{</w:t>
-            </w:r>
-            <w:r>
-              <w:rPr>
-                <w:rFonts w:hint="eastAsia"/>
-              </w:rPr>
-              <w:t>Interened</w:t>
-            </w:r>
-            <w:r>
-              <w:rPr>
-                <w:rFonts w:hint="eastAsia"/>
-              </w:rPr>
-              <w:t xml:space="preserve"> </w:t>
-            </w:r>
-            <w:r>
-              <w:rPr>
-                <w:rFonts w:hint="eastAsia"/>
-              </w:rPr>
-              <w:t>b'Hello World'</w:t>
-            </w:r>
-            <w:r>
-              <w:rPr>
-                <w:rFonts w:hint="eastAsia"/>
-              </w:rPr>
-              <w:t>, Windows, python3.14.4, version=5}</w:t>
-            </w:r>
-            <w:r>
-              <w:rPr>
-                <w:rFonts w:hint="eastAsia"/>
-              </w:rPr>
-              <w:t xml:space="preserve"> and</w:t>
-            </w:r>
-          </w:p>
-          <w:p>
-            <w:pPr>
-              <w:rPr>
-                <w:rFonts w:hint="eastAsia"/>
-              </w:rPr>
-            </w:pPr>
-            <w:r>
-              <w:rPr>
-                <w:rFonts w:hint="eastAsia"/>
-              </w:rPr>
-              <w:t>{</w:t>
-            </w:r>
-            <w:r>
-              <w:rPr>
-                <w:rFonts w:hint="eastAsia"/>
-              </w:rPr>
-              <w:t>Interened</w:t>
-            </w:r>
-            <w:r>
-              <w:t xml:space="preserve"> </w:t>
-            </w:r>
-            <w:r>
-              <w:rPr>
-                <w:rFonts w:hint="eastAsia"/>
-              </w:rPr>
-              <w:t>b'Hello World'</w:t>
-            </w:r>
-            <w:r>
-              <w:rPr>
-                <w:rFonts w:hint="eastAsia"/>
-              </w:rPr>
-              <w:t>, Windows, python3.14.4, version=0}</w:t>
-            </w:r>
-          </w:p>
-        </w:tc>
-        <w:tc>
-          <w:tcPr>
-            <w:tcW w:w="1144" w:type="dxa"/>
-          </w:tcPr>
-          <w:p>
-            <w:pPr>
-              <w:rPr>
-                <w:rFonts w:hint="eastAsia"/>
-              </w:rPr>
-            </w:pPr>
-            <w:r>
-              <w:rPr>
-                <w:rFonts w:hint="eastAsia"/>
-              </w:rPr>
-              <w:t>在不同版本序列化结果不一致</w:t>
-            </w:r>
-          </w:p>
-        </w:tc>
-      </w:tr>
-      <w:tr>
-        <w:tc>
-          <w:tcPr>
-            <w:tcW w:w="1776" w:type="dxa"/>
-          </w:tcPr>
-          <w:p>
-            <w:pPr>
-              <w:rPr>
-                <w:rFonts w:hint="eastAsia"/>
-              </w:rPr>
-            </w:pPr>
-            <w:r>
-              <w:rPr>
-                <w:rFonts w:hint="eastAsia"/>
-              </w:rPr>
-              <w:t>短元组在不同版本序列化结果应一致</w:t>
-            </w:r>
-          </w:p>
-        </w:tc>
-        <w:tc>
-          <w:tcPr>
-            <w:tcW w:w="5376" w:type="dxa"/>
-          </w:tcPr>
-          <w:p>
-            <w:pPr>
-              <w:rPr>
-                <w:rFonts w:hint="eastAsia"/>
-              </w:rPr>
-            </w:pPr>
-            <w:r>
-              <w:rPr>
-                <w:rFonts w:hint="eastAsia"/>
-              </w:rPr>
-              <w:t>{</w:t>
-            </w:r>
-            <w:r>
-              <w:t>(1,5,6,7,9)</w:t>
-            </w:r>
-            <w:r>
-              <w:rPr>
-                <w:rFonts w:hint="eastAsia"/>
-              </w:rPr>
-              <w:t>, Windows, python3.14.4, version=5}</w:t>
-            </w:r>
-            <w:r>
-              <w:rPr>
-                <w:rFonts w:hint="eastAsia"/>
-              </w:rPr>
-              <w:t xml:space="preserve"> and</w:t>
-            </w:r>
-          </w:p>
-          <w:p>
-            <w:pPr>
-              <w:rPr>
-                <w:rFonts w:hint="eastAsia"/>
-              </w:rPr>
-            </w:pPr>
-            <w:r>
-              <w:rPr>
-                <w:rFonts w:hint="eastAsia"/>
-              </w:rPr>
-              <w:t>{</w:t>
-            </w:r>
-            <w:r>
-              <w:t>(1,5,6,7,9)</w:t>
-            </w:r>
-            <w:r>
-              <w:rPr>
-                <w:rFonts w:hint="eastAsia"/>
-              </w:rPr>
-              <w:t>, Windows, python3.14.4, version=0}</w:t>
-            </w:r>
-          </w:p>
-          <w:p>
-            <w:pPr>
-              <w:rPr>
-                <w:rFonts w:hint="eastAsia"/>
-              </w:rPr>
-            </w:pPr>
-            <w:r>
-              <w:rPr>
-                <w:rFonts w:hint="eastAsia"/>
-              </w:rPr>
-              <w:t>{</w:t>
-            </w:r>
-            <w:r>
-              <w:t>(1,5,6,7,9)</w:t>
-            </w:r>
-            <w:r>
-              <w:rPr>
-                <w:rFonts w:hint="eastAsia"/>
-              </w:rPr>
-              <w:t>,Windows,python3.14.4,marshal5}</w:t>
-            </w:r>
-            <w:r>
-              <w:rPr>
-                <w:rFonts w:hint="eastAsia"/>
-              </w:rPr>
-              <w:t xml:space="preserve"> and</w:t>
-            </w:r>
-            <w:r>
-              <w:rPr>
-                <w:rFonts w:hint="eastAsia"/>
-              </w:rPr>
-              <w:t>{</w:t>
-            </w:r>
-            <w:r>
-              <w:t>(1,5,6,7,9)</w:t>
-            </w:r>
-            <w:r>
-              <w:rPr>
-                <w:rFonts w:hint="eastAsia"/>
-              </w:rPr>
-              <w:t>,Windows,python2.3,marshal0}</w:t>
-            </w:r>
-          </w:p>
-        </w:tc>
-        <w:tc>
-          <w:tcPr>
-            <w:tcW w:w="1144" w:type="dxa"/>
-          </w:tcPr>
-          <w:p>
-            <w:pPr>
-              <w:rPr>
-                <w:rFonts w:hint="eastAsia"/>
-              </w:rPr>
-            </w:pPr>
-            <w:r>
-              <w:rPr>
-                <w:rFonts w:hint="eastAsia"/>
-              </w:rPr>
-              <w:t>在不同版本序列化结果不一致</w:t>
-            </w:r>
-          </w:p>
-        </w:tc>
-      </w:tr>
-      <w:tr>
-        <w:tc>
-          <w:tcPr>
-            <w:tcW w:w="1776" w:type="dxa"/>
-          </w:tcPr>
-          <w:p>
-            <w:pPr>
-              <w:rPr>
-                <w:rFonts w:hint="eastAsia"/>
-              </w:rPr>
-            </w:pPr>
-            <w:r>
-              <w:rPr>
-                <w:rFonts w:hint="eastAsia"/>
-              </w:rPr>
-              <w:t>驻留UTF8码字符串在不同版本序列化结果应一致</w:t>
-            </w:r>
-          </w:p>
-        </w:tc>
-        <w:tc>
-          <w:tcPr>
-            <w:tcW w:w="5376" w:type="dxa"/>
-          </w:tcPr>
-          <w:p>
-            <w:pPr>
-              <w:rPr>
-                <w:rFonts w:hint="eastAsia"/>
-              </w:rPr>
-            </w:pPr>
-            <w:r>
-              <w:rPr>
-                <w:rFonts w:hint="eastAsia"/>
-              </w:rPr>
-              <w:t>{</w:t>
-            </w:r>
-            <w:r>
-              <w:rPr>
-                <w:rFonts w:hint="eastAsia"/>
-              </w:rPr>
-              <w:t>Interened</w:t>
-            </w:r>
-            <w:r>
-              <w:rPr>
-                <w:rFonts w:hint="eastAsia"/>
-              </w:rPr>
-              <w:t xml:space="preserve"> </w:t>
-            </w:r>
-            <w:r>
-              <w:rPr>
-                <w:rFonts w:hint="eastAsia"/>
-              </w:rPr>
-              <w:t>b'Hello World'</w:t>
-            </w:r>
-            <w:r>
-              <w:rPr>
-                <w:rFonts w:hint="eastAsia"/>
-              </w:rPr>
-              <w:t>, Windows, python3.14.4, version=5}</w:t>
-            </w:r>
-            <w:r>
-              <w:rPr>
-                <w:rFonts w:hint="eastAsia"/>
-              </w:rPr>
-              <w:t xml:space="preserve"> and</w:t>
-            </w:r>
-          </w:p>
-          <w:p>
-            <w:pPr>
-              <w:rPr>
-                <w:rFonts w:hint="eastAsia"/>
-              </w:rPr>
-            </w:pPr>
-            <w:r>
-              <w:rPr>
-                <w:rFonts w:hint="eastAsia"/>
-              </w:rPr>
-              <w:t>{</w:t>
-            </w:r>
-            <w:r>
-              <w:rPr>
-                <w:rFonts w:hint="eastAsia"/>
-              </w:rPr>
-              <w:t>Interened</w:t>
-            </w:r>
-            <w:r>
-              <w:t xml:space="preserve"> </w:t>
-            </w:r>
-            <w:r>
-              <w:rPr>
-                <w:rFonts w:hint="eastAsia"/>
-              </w:rPr>
-              <w:t>b'Hello World'</w:t>
-            </w:r>
-            <w:r>
-              <w:rPr>
-                <w:rFonts w:hint="eastAsia"/>
-              </w:rPr>
-              <w:t>, Windows, python3.14.4, version=0}</w:t>
-            </w:r>
-          </w:p>
-        </w:tc>
-        <w:tc>
-          <w:tcPr>
-            <w:tcW w:w="1144" w:type="dxa"/>
-          </w:tcPr>
-          <w:p>
-            <w:pPr>
-              <w:rPr>
-                <w:rFonts w:hint="eastAsia"/>
-              </w:rPr>
-            </w:pPr>
-            <w:r>
-              <w:rPr>
-                <w:rFonts w:hint="eastAsia"/>
-              </w:rPr>
-              <w:t>在不同版本序列化结果不一致</w:t>
+              <w:t>均通过</w:t>
             </w:r>
           </w:p>
         </w:tc>
@@ -2128,9 +953,6 @@
           <w:rFonts w:hint="eastAsia"/>
         </w:rPr>
       </w:pPr>
-      <w:r>
-        <w:t>…</w:t>
-      </w:r>
     </w:p>
     <w:sectPr>
       <w:pgSz w:w="11906" w:h="16838"/>
@@ -2140,6 +962,64 @@
     </w:sectPr>
   </w:body>
 </w:document>
+</file>
+
+<file path=word/endnotes.xml><?xml version="1.0" encoding="utf-8"?>
+<w:endnotes xmlns:wpc="http://schemas.microsoft.com/office/word/2010/wordprocessingCanvas" xmlns:cx="http://schemas.microsoft.com/office/drawing/2014/chartex" xmlns:cx1="http://schemas.microsoft.com/office/drawing/2015/9/8/chartex" xmlns:cx2="http://schemas.microsoft.com/office/drawing/2015/10/21/chartex" xmlns:cx3="http://schemas.microsoft.com/office/drawing/2016/5/9/chartex" xmlns:cx4="http://schemas.microsoft.com/office/drawing/2016/5/10/chartex" xmlns:cx5="http://schemas.microsoft.com/office/drawing/2016/5/11/chartex" xmlns:cx6="http://schemas.microsoft.com/office/drawing/2016/5/12/chartex" xmlns:cx7="http://schemas.microsoft.com/office/drawing/2016/5/13/chartex" xmlns:cx8="http://schemas.microsoft.com/office/drawing/2016/5/14/chartex" xmlns:mc="http://schemas.openxmlformats.org/markup-compatibility/2006" xmlns:aink="http://schemas.microsoft.com/office/drawing/2016/ink" xmlns:am3d="http://schemas.microsoft.com/office/drawing/2017/model3d" xmlns:o="urn:schemas-microsoft-com:office:office" xmlns:oel="http://schemas.microsoft.com/office/2019/extlst" xmlns:r="http://schemas.openxmlformats.org/officeDocument/2006/relationships" xmlns:m="http://schemas.openxmlformats.org/officeDocument/2006/math" xmlns:v="urn:schemas-microsoft-com:vml" xmlns:wp14="http://schemas.microsoft.com/office/word/2010/wordprocessingDrawing" xmlns:wp="http://schemas.openxmlformats.org/drawingml/2006/wordprocessingDrawing" xmlns:w10="urn:schemas-microsoft-com:office:word" xmlns:w="http://schemas.openxmlformats.org/wordprocessingml/2006/main" xmlns:w14="http://schemas.microsoft.com/office/word/2010/wordml" xmlns:w15="http://schemas.microsoft.com/office/word/2012/wordml" xmlns:w16cex="http://schemas.microsoft.com/office/word/2018/wordml/cex" xmlns:w16cid="http://schemas.microsoft.com/office/word/2016/wordml/cid" xmlns:w16="http://schemas.microsoft.com/office/word/2018/wordml" xmlns:w16du="http://schemas.microsoft.com/office/word/2023/wordml/word16du" xmlns:w16sdtdh="http://schemas.microsoft.com/office/word/2020/wordml/sdtdatahash" xmlns:w16sdtfl="http://schemas.microsoft.com/office/word/2024/wordml/sdtformatlock" xmlns:w16se="http://schemas.microsoft.com/office/word/2015/wordml/symex" xmlns:wpg="http://schemas.microsoft.com/office/word/2010/wordprocessingGroup" xmlns:wpi="http://schemas.microsoft.com/office/word/2010/wordprocessingInk" xmlns:wne="http://schemas.microsoft.com/office/word/2006/wordml" xmlns:wps="http://schemas.microsoft.com/office/word/2010/wordprocessingShape" mc:Ignorable="w14 w15 w16se w16cid w16 w16cex w16sdtdh w16sdtfl w16du wp14">
+  <w:endnote w:type="separator" w:id="-1">
+    <w:p>
+      <w:pPr>
+        <w:rPr>
+          <w:rFonts w:hint="eastAsia"/>
+        </w:rPr>
+      </w:pPr>
+      <w:r>
+        <w:separator/>
+      </w:r>
+    </w:p>
+  </w:endnote>
+  <w:endnote w:type="continuationSeparator" w:id="0">
+    <w:p>
+      <w:pPr>
+        <w:rPr>
+          <w:rFonts w:hint="eastAsia"/>
+        </w:rPr>
+      </w:pPr>
+      <w:r>
+        <w:continuationSeparator/>
+      </w:r>
+    </w:p>
+  </w:endnote>
+</w:endnotes>
+</file>
+
+<file path=word/footnotes.xml><?xml version="1.0" encoding="utf-8"?>
+<w:footnotes xmlns:wpc="http://schemas.microsoft.com/office/word/2010/wordprocessingCanvas" xmlns:cx="http://schemas.microsoft.com/office/drawing/2014/chartex" xmlns:cx1="http://schemas.microsoft.com/office/drawing/2015/9/8/chartex" xmlns:cx2="http://schemas.microsoft.com/office/drawing/2015/10/21/chartex" xmlns:cx3="http://schemas.microsoft.com/office/drawing/2016/5/9/chartex" xmlns:cx4="http://schemas.microsoft.com/office/drawing/2016/5/10/chartex" xmlns:cx5="http://schemas.microsoft.com/office/drawing/2016/5/11/chartex" xmlns:cx6="http://schemas.microsoft.com/office/drawing/2016/5/12/chartex" xmlns:cx7="http://schemas.microsoft.com/office/drawing/2016/5/13/chartex" xmlns:cx8="http://schemas.microsoft.com/office/drawing/2016/5/14/chartex" xmlns:mc="http://schemas.openxmlformats.org/markup-compatibility/2006" xmlns:aink="http://schemas.microsoft.com/office/drawing/2016/ink" xmlns:am3d="http://schemas.microsoft.com/office/drawing/2017/model3d" xmlns:o="urn:schemas-microsoft-com:office:office" xmlns:oel="http://schemas.microsoft.com/office/2019/extlst" xmlns:r="http://schemas.openxmlformats.org/officeDocument/2006/relationships" xmlns:m="http://schemas.openxmlformats.org/officeDocument/2006/math" xmlns:v="urn:schemas-microsoft-com:vml" xmlns:wp14="http://schemas.microsoft.com/office/word/2010/wordprocessingDrawing" xmlns:wp="http://schemas.openxmlformats.org/drawingml/2006/wordprocessingDrawing" xmlns:w10="urn:schemas-microsoft-com:office:word" xmlns:w="http://schemas.openxmlformats.org/wordprocessingml/2006/main" xmlns:w14="http://schemas.microsoft.com/office/word/2010/wordml" xmlns:w15="http://schemas.microsoft.com/office/word/2012/wordml" xmlns:w16cex="http://schemas.microsoft.com/office/word/2018/wordml/cex" xmlns:w16cid="http://schemas.microsoft.com/office/word/2016/wordml/cid" xmlns:w16="http://schemas.microsoft.com/office/word/2018/wordml" xmlns:w16du="http://schemas.microsoft.com/office/word/2023/wordml/word16du" xmlns:w16sdtdh="http://schemas.microsoft.com/office/word/2020/wordml/sdtdatahash" xmlns:w16sdtfl="http://schemas.microsoft.com/office/word/2024/wordml/sdtformatlock" xmlns:w16se="http://schemas.microsoft.com/office/word/2015/wordml/symex" xmlns:wpg="http://schemas.microsoft.com/office/word/2010/wordprocessingGroup" xmlns:wpi="http://schemas.microsoft.com/office/word/2010/wordprocessingInk" xmlns:wne="http://schemas.microsoft.com/office/word/2006/wordml" xmlns:wps="http://schemas.microsoft.com/office/word/2010/wordprocessingShape" mc:Ignorable="w14 w15 w16se w16cid w16 w16cex w16sdtdh w16sdtfl w16du wp14">
+  <w:footnote w:type="separator" w:id="-1">
+    <w:p>
+      <w:pPr>
+        <w:rPr>
+          <w:rFonts w:hint="eastAsia"/>
+        </w:rPr>
+      </w:pPr>
+      <w:r>
+        <w:separator/>
+      </w:r>
+    </w:p>
+  </w:footnote>
+  <w:footnote w:type="continuationSeparator" w:id="0">
+    <w:p>
+      <w:pPr>
+        <w:rPr>
+          <w:rFonts w:hint="eastAsia"/>
+        </w:rPr>
+      </w:pPr>
+      <w:r>
+        <w:continuationSeparator/>
+      </w:r>
+    </w:p>
+  </w:footnote>
+</w:footnotes>
 </file>
 
 <file path=word/styles.xml><?xml version="1.0" encoding="utf-8"?>
@@ -3090,6 +1970,68 @@
       <w:shd w:val="clear" w:color="auto" w:fill="E1DFDD"/>
     </w:rPr>
   </w:style>
+  <w:style w:type="paragraph" w:styleId="af1">
+    <w:name w:val="header"/>
+    <w:basedOn w:val="a"/>
+    <w:link w:val="af2"/>
+    <w:uiPriority w:val="99"/>
+    <w:unhideWhenUsed/>
+    <w:rsid w:val="000A3D8F"/>
+    <w:pPr>
+      <w:tabs>
+        <w:tab w:val="center" w:pos="4153"/>
+        <w:tab w:val="right" w:pos="8306"/>
+      </w:tabs>
+      <w:snapToGrid w:val="0"/>
+      <w:jc w:val="center"/>
+    </w:pPr>
+    <w:rPr>
+      <w:sz w:val="18"/>
+      <w:szCs w:val="18"/>
+    </w:rPr>
+  </w:style>
+  <w:style w:type="character" w:customStyle="1" w:styleId="af2">
+    <w:name w:val="页眉 字符"/>
+    <w:basedOn w:val="a0"/>
+    <w:link w:val="af1"/>
+    <w:uiPriority w:val="99"/>
+    <w:rsid w:val="000A3D8F"/>
+    <w:rPr>
+      <w:sz w:val="18"/>
+      <w:szCs w:val="18"/>
+    </w:rPr>
+  </w:style>
+  <w:style w:type="paragraph" w:styleId="af3">
+    <w:name w:val="footer"/>
+    <w:basedOn w:val="a"/>
+    <w:link w:val="af4"/>
+    <w:uiPriority w:val="99"/>
+    <w:unhideWhenUsed/>
+    <w:rsid w:val="000A3D8F"/>
+    <w:pPr>
+      <w:tabs>
+        <w:tab w:val="center" w:pos="4153"/>
+        <w:tab w:val="right" w:pos="8306"/>
+      </w:tabs>
+      <w:snapToGrid w:val="0"/>
+      <w:jc w:val="left"/>
+    </w:pPr>
+    <w:rPr>
+      <w:sz w:val="18"/>
+      <w:szCs w:val="18"/>
+    </w:rPr>
+  </w:style>
+  <w:style w:type="character" w:customStyle="1" w:styleId="af4">
+    <w:name w:val="页脚 字符"/>
+    <w:basedOn w:val="a0"/>
+    <w:link w:val="af3"/>
+    <w:uiPriority w:val="99"/>
+    <w:rsid w:val="000A3D8F"/>
+    <w:rPr>
+      <w:sz w:val="18"/>
+      <w:szCs w:val="18"/>
+    </w:rPr>
+  </w:style>
 </w:styles>
 </file>
 
